--- a/deliverables/V4-V11_SYNC/PACKAGES/NEW_V09_Synchronized_Production_Package/05_SHORTS/Three_Candidate_Shorts.docx
+++ b/deliverables/V4-V11_SYNC/PACKAGES/NEW_V09_Synchronized_Production_Package/05_SHORTS/Three_Candidate_Shorts.docx
@@ -106,7 +106,7 @@
         <w:rPr>
           <w:sz w:val="21"/>
         </w:rPr>
-        <w:t>Wednesday, September 16, 2026 | 1:46 PM CT</w:t>
+        <w:t>Wednesday, September 16, 2026 | 3:16 PM CT</w:t>
       </w:r>
     </w:p>
     <w:p>
@@ -292,7 +292,7 @@
                 <w:i w:val="0"/>
                 <w:sz w:val="17"/>
               </w:rPr>
-              <w:t>75</w:t>
+              <w:t>95</w:t>
             </w:r>
           </w:p>
         </w:tc>
@@ -311,7 +311,7 @@
                 <w:i w:val="0"/>
                 <w:sz w:val="17"/>
               </w:rPr>
-              <w:t>0:27</w:t>
+              <w:t>0:35</w:t>
             </w:r>
           </w:p>
         </w:tc>
@@ -370,7 +370,7 @@
                 <w:i w:val="0"/>
                 <w:sz w:val="17"/>
               </w:rPr>
-              <w:t>45</w:t>
+              <w:t>137</w:t>
             </w:r>
           </w:p>
         </w:tc>
@@ -389,7 +389,7 @@
                 <w:i w:val="0"/>
                 <w:sz w:val="17"/>
               </w:rPr>
-              <w:t>0:16</w:t>
+              <w:t>0:50</w:t>
             </w:r>
           </w:p>
         </w:tc>
@@ -448,7 +448,7 @@
                 <w:i w:val="0"/>
                 <w:sz w:val="17"/>
               </w:rPr>
-              <w:t>60</w:t>
+              <w:t>102</w:t>
             </w:r>
           </w:p>
         </w:tc>
@@ -467,7 +467,7 @@
                 <w:i w:val="0"/>
                 <w:sz w:val="17"/>
               </w:rPr>
-              <w:t>0:22</w:t>
+              <w:t>0:37</w:t>
             </w:r>
           </w:p>
         </w:tc>
@@ -597,7 +597,7 @@
           <w:i w:val="0"/>
           <w:sz w:val="22"/>
         </w:rPr>
-        <w:t>The problem is that we spend so much time asking, What can I take with me?</w:t>
+        <w:t>The problem is that we spend so much time asking, What can I take with me? that we avoid the harder question: What am I leaving behind?</w:t>
       </w:r>
     </w:p>
     <w:p>
@@ -610,7 +610,7 @@
           <w:i w:val="0"/>
           <w:sz w:val="22"/>
         </w:rPr>
-        <w:t>that we avoid the harder question: What am I leaving behind?</w:t>
+        <w:t>Your judgment may travel. Your relationships may not. Your problem-solving may travel. Your knowledge of that company’s systems may not.</w:t>
       </w:r>
     </w:p>
     <w:p>
@@ -652,46 +652,7 @@
           <w:i w:val="0"/>
           <w:sz w:val="22"/>
         </w:rPr>
-        <w:t>I would make four columns: What travels?</w:t>
-      </w:r>
-    </w:p>
-    <w:p>
-      <w:pPr>
-        <w:spacing w:before="0" w:after="80"/>
-      </w:pPr>
-      <w:r>
-        <w:rPr>
-          <w:b/>
-          <w:i w:val="0"/>
-          <w:sz w:val="22"/>
-        </w:rPr>
-        <w:t>What does not?</w:t>
-      </w:r>
-    </w:p>
-    <w:p>
-      <w:pPr>
-        <w:spacing w:before="0" w:after="80"/>
-      </w:pPr>
-      <w:r>
-        <w:rPr>
-          <w:b/>
-          <w:i w:val="0"/>
-          <w:sz w:val="22"/>
-        </w:rPr>
-        <w:t>What can I prove?</w:t>
-      </w:r>
-    </w:p>
-    <w:p>
-      <w:pPr>
-        <w:spacing w:before="0" w:after="80"/>
-      </w:pPr>
-      <w:r>
-        <w:rPr>
-          <w:b/>
-          <w:i w:val="0"/>
-          <w:sz w:val="22"/>
-        </w:rPr>
-        <w:t>What must I relearn?</w:t>
+        <w:t>I would make four columns: What travels? What does not? What can I prove? What must I relearn?</w:t>
       </w:r>
     </w:p>
     <w:p>
@@ -773,7 +734,7 @@
           <w:i w:val="0"/>
           <w:sz w:val="26"/>
         </w:rPr>
-        <w:t>Then ask what belonged to the old place.</w:t>
+        <w:t>I know from experience that changing context does not mean starting from zero. But I also know that not everything comes with you.</w:t>
       </w:r>
     </w:p>
     <w:p>
@@ -802,7 +763,7 @@
           <w:i w:val="0"/>
           <w:sz w:val="22"/>
         </w:rPr>
-        <w:t>Internal relationships.</w:t>
+        <w:t>Then ask what belonged to the old place. Internal relationships. Company systems. The language everyone understood without explaining it.</w:t>
       </w:r>
     </w:p>
     <w:p>
@@ -815,7 +776,7 @@
           <w:i w:val="0"/>
           <w:sz w:val="22"/>
         </w:rPr>
-        <w:t>Company systems.</w:t>
+        <w:t>Informal power. Knowing exactly who to call. Knowing how that company really gets things done.</w:t>
       </w:r>
     </w:p>
     <w:p>
@@ -828,46 +789,7 @@
           <w:i w:val="0"/>
           <w:sz w:val="22"/>
         </w:rPr>
-        <w:t>The language everyone understood without explaining it.</w:t>
-      </w:r>
-    </w:p>
-    <w:p>
-      <w:pPr>
-        <w:spacing w:before="0" w:after="80"/>
-      </w:pPr>
-      <w:r>
-        <w:rPr>
-          <w:b w:val="0"/>
-          <w:i w:val="0"/>
-          <w:sz w:val="22"/>
-        </w:rPr>
-        <w:t>Informal power.</w:t>
-      </w:r>
-    </w:p>
-    <w:p>
-      <w:pPr>
-        <w:spacing w:before="0" w:after="80"/>
-      </w:pPr>
-      <w:r>
-        <w:rPr>
-          <w:b w:val="0"/>
-          <w:i w:val="0"/>
-          <w:sz w:val="22"/>
-        </w:rPr>
-        <w:t>Knowing exactly who to call.</w:t>
-      </w:r>
-    </w:p>
-    <w:p>
-      <w:pPr>
-        <w:spacing w:before="0" w:after="80"/>
-      </w:pPr>
-      <w:r>
-        <w:rPr>
-          <w:b w:val="0"/>
-          <w:i w:val="0"/>
-          <w:sz w:val="22"/>
-        </w:rPr>
-        <w:t>Those things can make you excellent where you are.</w:t>
+        <w:t>Those things can make you excellent where you are. But they may not mean much in the next place.</w:t>
       </w:r>
     </w:p>
     <w:p>
@@ -896,7 +818,20 @@
           <w:i w:val="0"/>
           <w:sz w:val="22"/>
         </w:rPr>
-        <w:t>But they may not mean much in the next place.</w:t>
+        <w:t>If someone asks why your experience should count in a new field, you do not have to say: “Everything I have done transfers.”</w:t>
+      </w:r>
+    </w:p>
+    <w:p>
+      <w:pPr>
+        <w:spacing w:before="0" w:after="80"/>
+      </w:pPr>
+      <w:r>
+        <w:rPr>
+          <w:b/>
+          <w:i w:val="0"/>
+          <w:sz w:val="22"/>
+        </w:rPr>
+        <w:t>Try something more honest: “The part of my experience that is most useful here is X. I have used it to solve Y kind of problem. The part I would need to build in your environment is Z.”</w:t>
       </w:r>
     </w:p>
     <w:p>
@@ -1007,20 +942,7 @@
           <w:i w:val="0"/>
           <w:sz w:val="22"/>
         </w:rPr>
-        <w:t>You know who to call.</w:t>
-      </w:r>
-    </w:p>
-    <w:p>
-      <w:pPr>
-        <w:spacing w:before="0" w:after="80"/>
-      </w:pPr>
-      <w:r>
-        <w:rPr>
-          <w:b w:val="0"/>
-          <w:i w:val="0"/>
-          <w:sz w:val="22"/>
-        </w:rPr>
-        <w:t>You know which meeting matters.</w:t>
+        <w:t>You know who to call. You know which meeting matters. You know which rule can bend and which one cannot.</w:t>
       </w:r>
     </w:p>
     <w:p>
@@ -1046,7 +968,20 @@
           <w:i w:val="0"/>
           <w:sz w:val="22"/>
         </w:rPr>
-        <w:t>But some of that expertise belongs to the environment, not only to you.</w:t>
+        <w:t>But some of that expertise belongs to the environment, not only to you. That is why a move can feel humbling even when you have a lot of experience.</w:t>
+      </w:r>
+    </w:p>
+    <w:p>
+      <w:pPr>
+        <w:spacing w:before="0" w:after="80"/>
+      </w:pPr>
+      <w:r>
+        <w:rPr>
+          <w:b w:val="0"/>
+          <w:i w:val="0"/>
+          <w:sz w:val="22"/>
+        </w:rPr>
+        <w:t>The capability may still be there. The shortcuts are not.</w:t>
       </w:r>
     </w:p>
     <w:p>
@@ -1075,20 +1010,7 @@
           <w:i w:val="0"/>
           <w:sz w:val="22"/>
         </w:rPr>
-        <w:t>The capability may still be there.</w:t>
-      </w:r>
-    </w:p>
-    <w:p>
-      <w:pPr>
-        <w:spacing w:before="0" w:after="80"/>
-      </w:pPr>
-      <w:r>
-        <w:rPr>
-          <w:b/>
-          <w:i w:val="0"/>
-          <w:sz w:val="22"/>
-        </w:rPr>
-        <w:t>The shortcuts are not.</w:t>
+        <w:t>Take one job you are thinking about. Make four columns: TRAVELS. DOES NOT TRAVEL. PROOF. RELEARN.</w:t>
       </w:r>
     </w:p>
     <w:p>

--- a/deliverables/V4-V11_SYNC/PACKAGES/NEW_V09_Synchronized_Production_Package/05_SHORTS/Three_Candidate_Shorts.docx
+++ b/deliverables/V4-V11_SYNC/PACKAGES/NEW_V09_Synchronized_Production_Package/05_SHORTS/Three_Candidate_Shorts.docx
@@ -106,7 +106,7 @@
         <w:rPr>
           <w:sz w:val="21"/>
         </w:rPr>
-        <w:t>Wednesday, September 16, 2026 | 3:16 PM CT</w:t>
+        <w:t>Wednesday, September 16, 2026 | 3:21 PM CT</w:t>
       </w:r>
     </w:p>
     <w:p>
@@ -668,6 +668,369 @@
           <w:color w:val="8A6D1E"/>
           <w:sz w:val="17"/>
         </w:rPr>
+        <w:t>OPENING, SPECIFIC TO THIS SHORT</w:t>
+      </w:r>
+    </w:p>
+    <w:tbl>
+      <w:tblPr>
+        <w:tblW w:type="auto" w:w="0"/>
+        <w:jc w:val="left"/>
+        <w:tblBorders>
+          <w:top w:val="single" w:sz="4" w:space="0" w:color="C9BFA8"/>
+          <w:left w:val="single" w:sz="4" w:space="0" w:color="C9BFA8"/>
+          <w:bottom w:val="single" w:sz="4" w:space="0" w:color="C9BFA8"/>
+          <w:right w:val="single" w:sz="4" w:space="0" w:color="C9BFA8"/>
+          <w:insideH w:val="single" w:sz="4" w:space="0" w:color="C9BFA8"/>
+          <w:insideV w:val="single" w:sz="4" w:space="0" w:color="C9BFA8"/>
+        </w:tblBorders>
+        <w:tblLayout w:type="fixed"/>
+        <w:tblLook w:firstColumn="1" w:firstRow="1" w:lastColumn="0" w:lastRow="0" w:noHBand="0" w:noVBand="1" w:val="04A0"/>
+      </w:tblPr>
+      <w:tblGrid>
+        <w:gridCol w:w="4824"/>
+        <w:gridCol w:w="4824"/>
+      </w:tblGrid>
+      <w:tr>
+        <w:trPr>
+          <w:tblHeader w:val="true"/>
+        </w:trPr>
+        <w:tc>
+          <w:tcPr>
+            <w:tcW w:type="dxa" w:w="1872"/>
+            <w:shd w:val="clear" w:color="auto" w:fill="F3EFE6"/>
+          </w:tcPr>
+          <w:p>
+            <w:pPr>
+              <w:spacing w:before="60" w:after="60" w:line="264" w:lineRule="auto"/>
+            </w:pPr>
+            <w:r/>
+            <w:r>
+              <w:rPr>
+                <w:b/>
+                <w:i w:val="0"/>
+                <w:color w:val="112345"/>
+                <w:sz w:val="17"/>
+              </w:rPr>
+            </w:r>
+          </w:p>
+        </w:tc>
+        <w:tc>
+          <w:tcPr>
+            <w:tcW w:type="dxa" w:w="7776"/>
+            <w:shd w:val="clear" w:color="auto" w:fill="F3EFE6"/>
+          </w:tcPr>
+          <w:p>
+            <w:pPr>
+              <w:spacing w:before="60" w:after="60" w:line="264" w:lineRule="auto"/>
+            </w:pPr>
+            <w:r/>
+            <w:r>
+              <w:rPr>
+                <w:b/>
+                <w:i w:val="0"/>
+                <w:color w:val="112345"/>
+                <w:sz w:val="17"/>
+              </w:rPr>
+            </w:r>
+          </w:p>
+        </w:tc>
+      </w:tr>
+      <w:tr>
+        <w:tc>
+          <w:tcPr>
+            <w:tcW w:type="dxa" w:w="1872"/>
+          </w:tcPr>
+          <w:p>
+            <w:pPr>
+              <w:spacing w:before="60" w:after="60" w:line="264" w:lineRule="auto"/>
+            </w:pPr>
+            <w:r/>
+            <w:r>
+              <w:rPr>
+                <w:b w:val="0"/>
+                <w:i w:val="0"/>
+                <w:sz w:val="17"/>
+              </w:rPr>
+              <w:t>On-screen text</w:t>
+            </w:r>
+          </w:p>
+        </w:tc>
+        <w:tc>
+          <w:tcPr>
+            <w:tcW w:type="dxa" w:w="7776"/>
+          </w:tcPr>
+          <w:p>
+            <w:pPr>
+              <w:spacing w:before="60" w:after="60" w:line="264" w:lineRule="auto"/>
+            </w:pPr>
+            <w:r/>
+            <w:r>
+              <w:rPr>
+                <w:b w:val="0"/>
+                <w:i w:val="0"/>
+                <w:sz w:val="17"/>
+              </w:rPr>
+              <w:t>What am I leaving behind?</w:t>
+            </w:r>
+          </w:p>
+        </w:tc>
+      </w:tr>
+      <w:tr>
+        <w:tc>
+          <w:tcPr>
+            <w:tcW w:type="dxa" w:w="1872"/>
+          </w:tcPr>
+          <w:p>
+            <w:pPr>
+              <w:spacing w:before="60" w:after="60" w:line="264" w:lineRule="auto"/>
+            </w:pPr>
+            <w:r/>
+            <w:r>
+              <w:rPr>
+                <w:b w:val="0"/>
+                <w:i w:val="0"/>
+                <w:sz w:val="17"/>
+              </w:rPr>
+              <w:t>Opening visual</w:t>
+            </w:r>
+          </w:p>
+        </w:tc>
+        <w:tc>
+          <w:tcPr>
+            <w:tcW w:type="dxa" w:w="7776"/>
+          </w:tcPr>
+          <w:p>
+            <w:pPr>
+              <w:spacing w:before="60" w:after="60" w:line="264" w:lineRule="auto"/>
+            </w:pPr>
+            <w:r/>
+            <w:r>
+              <w:rPr>
+                <w:b w:val="0"/>
+                <w:i w:val="0"/>
+                <w:sz w:val="17"/>
+              </w:rPr>
+              <w:t>Camera, 9:16</w:t>
+            </w:r>
+          </w:p>
+        </w:tc>
+      </w:tr>
+      <w:tr>
+        <w:tc>
+          <w:tcPr>
+            <w:tcW w:type="dxa" w:w="1872"/>
+          </w:tcPr>
+          <w:p>
+            <w:pPr>
+              <w:spacing w:before="60" w:after="60" w:line="264" w:lineRule="auto"/>
+            </w:pPr>
+            <w:r/>
+            <w:r>
+              <w:rPr>
+                <w:b w:val="0"/>
+                <w:i w:val="0"/>
+                <w:sz w:val="17"/>
+              </w:rPr>
+              <w:t>Sound</w:t>
+            </w:r>
+          </w:p>
+        </w:tc>
+        <w:tc>
+          <w:tcPr>
+            <w:tcW w:type="dxa" w:w="7776"/>
+          </w:tcPr>
+          <w:p>
+            <w:pPr>
+              <w:spacing w:before="60" w:after="60" w:line="264" w:lineRule="auto"/>
+            </w:pPr>
+            <w:r/>
+            <w:r>
+              <w:rPr>
+                <w:b w:val="0"/>
+                <w:i w:val="0"/>
+                <w:sz w:val="17"/>
+              </w:rPr>
+              <w:t>One accent, on “false confidence”</w:t>
+            </w:r>
+          </w:p>
+        </w:tc>
+      </w:tr>
+    </w:tbl>
+    <w:p>
+      <w:pPr>
+        <w:spacing w:after="120"/>
+      </w:pPr>
+    </w:p>
+    <w:p>
+      <w:pPr>
+        <w:spacing w:before="200" w:after="60"/>
+        <w:keepNext w:val="1"/>
+        <w:keepLines w:val="1"/>
+      </w:pPr>
+      <w:r>
+        <w:rPr>
+          <w:b/>
+          <w:i w:val="0"/>
+          <w:color w:val="8A6D1E"/>
+          <w:sz w:val="17"/>
+        </w:rPr>
+        <w:t>CUT TO</w:t>
+      </w:r>
+    </w:p>
+    <w:tbl>
+      <w:tblPr>
+        <w:tblW w:type="auto" w:w="0"/>
+        <w:jc w:val="left"/>
+        <w:tblBorders>
+          <w:top w:val="single" w:sz="4" w:space="0" w:color="C9BFA8"/>
+          <w:left w:val="single" w:sz="4" w:space="0" w:color="C9BFA8"/>
+          <w:bottom w:val="single" w:sz="4" w:space="0" w:color="C9BFA8"/>
+          <w:right w:val="single" w:sz="4" w:space="0" w:color="C9BFA8"/>
+          <w:insideH w:val="single" w:sz="4" w:space="0" w:color="C9BFA8"/>
+          <w:insideV w:val="single" w:sz="4" w:space="0" w:color="C9BFA8"/>
+        </w:tblBorders>
+        <w:tblLayout w:type="fixed"/>
+        <w:tblLook w:firstColumn="1" w:firstRow="1" w:lastColumn="0" w:lastRow="0" w:noHBand="0" w:noVBand="1" w:val="04A0"/>
+      </w:tblPr>
+      <w:tblGrid>
+        <w:gridCol w:w="4824"/>
+        <w:gridCol w:w="4824"/>
+      </w:tblGrid>
+      <w:tr>
+        <w:trPr>
+          <w:tblHeader w:val="true"/>
+        </w:trPr>
+        <w:tc>
+          <w:tcPr>
+            <w:tcW w:type="dxa" w:w="4896"/>
+            <w:shd w:val="clear" w:color="auto" w:fill="F3EFE6"/>
+          </w:tcPr>
+          <w:p>
+            <w:pPr>
+              <w:spacing w:before="60" w:after="60" w:line="264" w:lineRule="auto"/>
+            </w:pPr>
+            <w:r/>
+            <w:r>
+              <w:rPr>
+                <w:b/>
+                <w:i w:val="0"/>
+                <w:color w:val="112345"/>
+                <w:sz w:val="17"/>
+              </w:rPr>
+              <w:t>ON THESE WORDS</w:t>
+            </w:r>
+          </w:p>
+        </w:tc>
+        <w:tc>
+          <w:tcPr>
+            <w:tcW w:type="dxa" w:w="4752"/>
+            <w:shd w:val="clear" w:color="auto" w:fill="F3EFE6"/>
+          </w:tcPr>
+          <w:p>
+            <w:pPr>
+              <w:spacing w:before="60" w:after="60" w:line="264" w:lineRule="auto"/>
+            </w:pPr>
+            <w:r/>
+            <w:r>
+              <w:rPr>
+                <w:b/>
+                <w:i w:val="0"/>
+                <w:color w:val="112345"/>
+                <w:sz w:val="17"/>
+              </w:rPr>
+              <w:t>CARD</w:t>
+            </w:r>
+          </w:p>
+        </w:tc>
+      </w:tr>
+      <w:tr>
+        <w:tc>
+          <w:tcPr>
+            <w:tcW w:type="dxa" w:w="4896"/>
+          </w:tcPr>
+          <w:p>
+            <w:pPr>
+              <w:spacing w:before="60" w:after="60" w:line="264" w:lineRule="auto"/>
+            </w:pPr>
+            <w:r/>
+            <w:r>
+              <w:rPr>
+                <w:b w:val="0"/>
+                <w:i w:val="0"/>
+                <w:sz w:val="17"/>
+              </w:rPr>
+              <w:t>Your judgment may travel.</w:t>
+            </w:r>
+          </w:p>
+        </w:tc>
+        <w:tc>
+          <w:tcPr>
+            <w:tcW w:type="dxa" w:w="4752"/>
+          </w:tcPr>
+          <w:p>
+            <w:pPr>
+              <w:spacing w:before="60" w:after="60" w:line="264" w:lineRule="auto"/>
+            </w:pPr>
+            <w:r/>
+            <w:r>
+              <w:rPr>
+                <w:b w:val="0"/>
+                <w:i w:val="0"/>
+                <w:sz w:val="17"/>
+              </w:rPr>
+              <w:t>NEW_V9_FS_01_INCOMPLETE_QUESTION</w:t>
+            </w:r>
+          </w:p>
+        </w:tc>
+      </w:tr>
+    </w:tbl>
+    <w:p>
+      <w:pPr>
+        <w:spacing w:after="120"/>
+      </w:pPr>
+    </w:p>
+    <w:p>
+      <w:pPr>
+        <w:spacing w:before="200" w:after="60"/>
+        <w:keepNext w:val="1"/>
+        <w:keepLines w:val="1"/>
+      </w:pPr>
+      <w:r>
+        <w:rPr>
+          <w:b/>
+          <w:i w:val="0"/>
+          <w:color w:val="8A6D1E"/>
+          <w:sz w:val="17"/>
+        </w:rPr>
+        <w:t>PAYOFF FRAME</w:t>
+      </w:r>
+    </w:p>
+    <w:p>
+      <w:pPr>
+        <w:spacing w:before="0" w:after="160"/>
+      </w:pPr>
+      <w:r>
+        <w:rPr>
+          <w:b w:val="0"/>
+          <w:i w:val="0"/>
+          <w:sz w:val="21"/>
+        </w:rPr>
+        <w:t>NEW_V9_FS_03_FOUR_QUESTIONS, held on the ask. It is the last frame.</w:t>
+      </w:r>
+    </w:p>
+    <w:p>
+      <w:pPr>
+        <w:spacing w:before="200" w:after="60"/>
+        <w:keepNext w:val="1"/>
+        <w:keepLines w:val="1"/>
+      </w:pPr>
+      <w:r>
+        <w:rPr>
+          <w:b/>
+          <w:i w:val="0"/>
+          <w:color w:val="8A6D1E"/>
+          <w:sz w:val="17"/>
+        </w:rPr>
         <w:t>STANDS ALONE</w:t>
       </w:r>
     </w:p>
@@ -681,7 +1044,7 @@
           <w:i w:val="0"/>
           <w:sz w:val="21"/>
         </w:rPr>
-        <w:t>Understandable without the long-form video. It is not a trailer, and the ask is the only ask.</w:t>
+        <w:t>Understandable without the long-form video. It is not a trailer, and the ask is the only ask. Every card named above already exists in this video's 04_VISUAL_ASSETS folder.</w:t>
       </w:r>
     </w:p>
     <w:p>
@@ -847,6 +1210,369 @@
           <w:color w:val="8A6D1E"/>
           <w:sz w:val="17"/>
         </w:rPr>
+        <w:t>OPENING, SPECIFIC TO THIS SHORT</w:t>
+      </w:r>
+    </w:p>
+    <w:tbl>
+      <w:tblPr>
+        <w:tblW w:type="auto" w:w="0"/>
+        <w:jc w:val="left"/>
+        <w:tblBorders>
+          <w:top w:val="single" w:sz="4" w:space="0" w:color="C9BFA8"/>
+          <w:left w:val="single" w:sz="4" w:space="0" w:color="C9BFA8"/>
+          <w:bottom w:val="single" w:sz="4" w:space="0" w:color="C9BFA8"/>
+          <w:right w:val="single" w:sz="4" w:space="0" w:color="C9BFA8"/>
+          <w:insideH w:val="single" w:sz="4" w:space="0" w:color="C9BFA8"/>
+          <w:insideV w:val="single" w:sz="4" w:space="0" w:color="C9BFA8"/>
+        </w:tblBorders>
+        <w:tblLayout w:type="fixed"/>
+        <w:tblLook w:firstColumn="1" w:firstRow="1" w:lastColumn="0" w:lastRow="0" w:noHBand="0" w:noVBand="1" w:val="04A0"/>
+      </w:tblPr>
+      <w:tblGrid>
+        <w:gridCol w:w="4824"/>
+        <w:gridCol w:w="4824"/>
+      </w:tblGrid>
+      <w:tr>
+        <w:trPr>
+          <w:tblHeader w:val="true"/>
+        </w:trPr>
+        <w:tc>
+          <w:tcPr>
+            <w:tcW w:type="dxa" w:w="1872"/>
+            <w:shd w:val="clear" w:color="auto" w:fill="F3EFE6"/>
+          </w:tcPr>
+          <w:p>
+            <w:pPr>
+              <w:spacing w:before="60" w:after="60" w:line="264" w:lineRule="auto"/>
+            </w:pPr>
+            <w:r/>
+            <w:r>
+              <w:rPr>
+                <w:b/>
+                <w:i w:val="0"/>
+                <w:color w:val="112345"/>
+                <w:sz w:val="17"/>
+              </w:rPr>
+            </w:r>
+          </w:p>
+        </w:tc>
+        <w:tc>
+          <w:tcPr>
+            <w:tcW w:type="dxa" w:w="7776"/>
+            <w:shd w:val="clear" w:color="auto" w:fill="F3EFE6"/>
+          </w:tcPr>
+          <w:p>
+            <w:pPr>
+              <w:spacing w:before="60" w:after="60" w:line="264" w:lineRule="auto"/>
+            </w:pPr>
+            <w:r/>
+            <w:r>
+              <w:rPr>
+                <w:b/>
+                <w:i w:val="0"/>
+                <w:color w:val="112345"/>
+                <w:sz w:val="17"/>
+              </w:rPr>
+            </w:r>
+          </w:p>
+        </w:tc>
+      </w:tr>
+      <w:tr>
+        <w:tc>
+          <w:tcPr>
+            <w:tcW w:type="dxa" w:w="1872"/>
+          </w:tcPr>
+          <w:p>
+            <w:pPr>
+              <w:spacing w:before="60" w:after="60" w:line="264" w:lineRule="auto"/>
+            </w:pPr>
+            <w:r/>
+            <w:r>
+              <w:rPr>
+                <w:b w:val="0"/>
+                <w:i w:val="0"/>
+                <w:sz w:val="17"/>
+              </w:rPr>
+              <w:t>On-screen text</w:t>
+            </w:r>
+          </w:p>
+        </w:tc>
+        <w:tc>
+          <w:tcPr>
+            <w:tcW w:type="dxa" w:w="7776"/>
+          </w:tcPr>
+          <w:p>
+            <w:pPr>
+              <w:spacing w:before="60" w:after="60" w:line="264" w:lineRule="auto"/>
+            </w:pPr>
+            <w:r/>
+            <w:r>
+              <w:rPr>
+                <w:b w:val="0"/>
+                <w:i w:val="0"/>
+                <w:sz w:val="17"/>
+              </w:rPr>
+              <w:t>not everything comes with you</w:t>
+            </w:r>
+          </w:p>
+        </w:tc>
+      </w:tr>
+      <w:tr>
+        <w:tc>
+          <w:tcPr>
+            <w:tcW w:type="dxa" w:w="1872"/>
+          </w:tcPr>
+          <w:p>
+            <w:pPr>
+              <w:spacing w:before="60" w:after="60" w:line="264" w:lineRule="auto"/>
+            </w:pPr>
+            <w:r/>
+            <w:r>
+              <w:rPr>
+                <w:b w:val="0"/>
+                <w:i w:val="0"/>
+                <w:sz w:val="17"/>
+              </w:rPr>
+              <w:t>Opening visual</w:t>
+            </w:r>
+          </w:p>
+        </w:tc>
+        <w:tc>
+          <w:tcPr>
+            <w:tcW w:type="dxa" w:w="7776"/>
+          </w:tcPr>
+          <w:p>
+            <w:pPr>
+              <w:spacing w:before="60" w:after="60" w:line="264" w:lineRule="auto"/>
+            </w:pPr>
+            <w:r/>
+            <w:r>
+              <w:rPr>
+                <w:b w:val="0"/>
+                <w:i w:val="0"/>
+                <w:sz w:val="17"/>
+              </w:rPr>
+              <w:t>Camera, 9:16</w:t>
+            </w:r>
+          </w:p>
+        </w:tc>
+      </w:tr>
+      <w:tr>
+        <w:tc>
+          <w:tcPr>
+            <w:tcW w:type="dxa" w:w="1872"/>
+          </w:tcPr>
+          <w:p>
+            <w:pPr>
+              <w:spacing w:before="60" w:after="60" w:line="264" w:lineRule="auto"/>
+            </w:pPr>
+            <w:r/>
+            <w:r>
+              <w:rPr>
+                <w:b w:val="0"/>
+                <w:i w:val="0"/>
+                <w:sz w:val="17"/>
+              </w:rPr>
+              <w:t>Sound</w:t>
+            </w:r>
+          </w:p>
+        </w:tc>
+        <w:tc>
+          <w:tcPr>
+            <w:tcW w:type="dxa" w:w="7776"/>
+          </w:tcPr>
+          <w:p>
+            <w:pPr>
+              <w:spacing w:before="60" w:after="60" w:line="264" w:lineRule="auto"/>
+            </w:pPr>
+            <w:r/>
+            <w:r>
+              <w:rPr>
+                <w:b w:val="0"/>
+                <w:i w:val="0"/>
+                <w:sz w:val="17"/>
+              </w:rPr>
+              <w:t>One accent, on “zero”</w:t>
+            </w:r>
+          </w:p>
+        </w:tc>
+      </w:tr>
+    </w:tbl>
+    <w:p>
+      <w:pPr>
+        <w:spacing w:after="120"/>
+      </w:pPr>
+    </w:p>
+    <w:p>
+      <w:pPr>
+        <w:spacing w:before="200" w:after="60"/>
+        <w:keepNext w:val="1"/>
+        <w:keepLines w:val="1"/>
+      </w:pPr>
+      <w:r>
+        <w:rPr>
+          <w:b/>
+          <w:i w:val="0"/>
+          <w:color w:val="8A6D1E"/>
+          <w:sz w:val="17"/>
+        </w:rPr>
+        <w:t>CUT TO</w:t>
+      </w:r>
+    </w:p>
+    <w:tbl>
+      <w:tblPr>
+        <w:tblW w:type="auto" w:w="0"/>
+        <w:jc w:val="left"/>
+        <w:tblBorders>
+          <w:top w:val="single" w:sz="4" w:space="0" w:color="C9BFA8"/>
+          <w:left w:val="single" w:sz="4" w:space="0" w:color="C9BFA8"/>
+          <w:bottom w:val="single" w:sz="4" w:space="0" w:color="C9BFA8"/>
+          <w:right w:val="single" w:sz="4" w:space="0" w:color="C9BFA8"/>
+          <w:insideH w:val="single" w:sz="4" w:space="0" w:color="C9BFA8"/>
+          <w:insideV w:val="single" w:sz="4" w:space="0" w:color="C9BFA8"/>
+        </w:tblBorders>
+        <w:tblLayout w:type="fixed"/>
+        <w:tblLook w:firstColumn="1" w:firstRow="1" w:lastColumn="0" w:lastRow="0" w:noHBand="0" w:noVBand="1" w:val="04A0"/>
+      </w:tblPr>
+      <w:tblGrid>
+        <w:gridCol w:w="4824"/>
+        <w:gridCol w:w="4824"/>
+      </w:tblGrid>
+      <w:tr>
+        <w:trPr>
+          <w:tblHeader w:val="true"/>
+        </w:trPr>
+        <w:tc>
+          <w:tcPr>
+            <w:tcW w:type="dxa" w:w="4896"/>
+            <w:shd w:val="clear" w:color="auto" w:fill="F3EFE6"/>
+          </w:tcPr>
+          <w:p>
+            <w:pPr>
+              <w:spacing w:before="60" w:after="60" w:line="264" w:lineRule="auto"/>
+            </w:pPr>
+            <w:r/>
+            <w:r>
+              <w:rPr>
+                <w:b/>
+                <w:i w:val="0"/>
+                <w:color w:val="112345"/>
+                <w:sz w:val="17"/>
+              </w:rPr>
+              <w:t>ON THESE WORDS</w:t>
+            </w:r>
+          </w:p>
+        </w:tc>
+        <w:tc>
+          <w:tcPr>
+            <w:tcW w:type="dxa" w:w="4752"/>
+            <w:shd w:val="clear" w:color="auto" w:fill="F3EFE6"/>
+          </w:tcPr>
+          <w:p>
+            <w:pPr>
+              <w:spacing w:before="60" w:after="60" w:line="264" w:lineRule="auto"/>
+            </w:pPr>
+            <w:r/>
+            <w:r>
+              <w:rPr>
+                <w:b/>
+                <w:i w:val="0"/>
+                <w:color w:val="112345"/>
+                <w:sz w:val="17"/>
+              </w:rPr>
+              <w:t>CARD</w:t>
+            </w:r>
+          </w:p>
+        </w:tc>
+      </w:tr>
+      <w:tr>
+        <w:tc>
+          <w:tcPr>
+            <w:tcW w:type="dxa" w:w="4896"/>
+          </w:tcPr>
+          <w:p>
+            <w:pPr>
+              <w:spacing w:before="60" w:after="60" w:line="264" w:lineRule="auto"/>
+            </w:pPr>
+            <w:r/>
+            <w:r>
+              <w:rPr>
+                <w:b w:val="0"/>
+                <w:i w:val="0"/>
+                <w:sz w:val="17"/>
+              </w:rPr>
+              <w:t>Internal relationships.</w:t>
+            </w:r>
+          </w:p>
+        </w:tc>
+        <w:tc>
+          <w:tcPr>
+            <w:tcW w:type="dxa" w:w="4752"/>
+          </w:tcPr>
+          <w:p>
+            <w:pPr>
+              <w:spacing w:before="60" w:after="60" w:line="264" w:lineRule="auto"/>
+            </w:pPr>
+            <w:r/>
+            <w:r>
+              <w:rPr>
+                <w:b w:val="0"/>
+                <w:i w:val="0"/>
+                <w:sz w:val="17"/>
+              </w:rPr>
+              <w:t>NEW_V9_FS_05_TIED_TO_THE_OLD_CONTEXT</w:t>
+            </w:r>
+          </w:p>
+        </w:tc>
+      </w:tr>
+    </w:tbl>
+    <w:p>
+      <w:pPr>
+        <w:spacing w:after="120"/>
+      </w:pPr>
+    </w:p>
+    <w:p>
+      <w:pPr>
+        <w:spacing w:before="200" w:after="60"/>
+        <w:keepNext w:val="1"/>
+        <w:keepLines w:val="1"/>
+      </w:pPr>
+      <w:r>
+        <w:rPr>
+          <w:b/>
+          <w:i w:val="0"/>
+          <w:color w:val="8A6D1E"/>
+          <w:sz w:val="17"/>
+        </w:rPr>
+        <w:t>PAYOFF FRAME</w:t>
+      </w:r>
+    </w:p>
+    <w:p>
+      <w:pPr>
+        <w:spacing w:before="0" w:after="160"/>
+      </w:pPr>
+      <w:r>
+        <w:rPr>
+          <w:b w:val="0"/>
+          <w:i w:val="0"/>
+          <w:sz w:val="21"/>
+        </w:rPr>
+        <w:t>NEW_V9_FS_06_WHAT_CAN_ANOTHER_PERSON_SEE, held on the ask. It is the last frame.</w:t>
+      </w:r>
+    </w:p>
+    <w:p>
+      <w:pPr>
+        <w:spacing w:before="200" w:after="60"/>
+        <w:keepNext w:val="1"/>
+        <w:keepLines w:val="1"/>
+      </w:pPr>
+      <w:r>
+        <w:rPr>
+          <w:b/>
+          <w:i w:val="0"/>
+          <w:color w:val="8A6D1E"/>
+          <w:sz w:val="17"/>
+        </w:rPr>
         <w:t>STANDS ALONE</w:t>
       </w:r>
     </w:p>
@@ -860,7 +1586,7 @@
           <w:i w:val="0"/>
           <w:sz w:val="21"/>
         </w:rPr>
-        <w:t>Understandable without the long-form video. It is not a trailer, and the ask is the only ask.</w:t>
+        <w:t>Understandable without the long-form video. It is not a trailer, and the ask is the only ask. Every card named above already exists in this video's 04_VISUAL_ASSETS folder.</w:t>
       </w:r>
     </w:p>
     <w:p>
@@ -1026,6 +1752,369 @@
           <w:color w:val="8A6D1E"/>
           <w:sz w:val="17"/>
         </w:rPr>
+        <w:t>OPENING, SPECIFIC TO THIS SHORT</w:t>
+      </w:r>
+    </w:p>
+    <w:tbl>
+      <w:tblPr>
+        <w:tblW w:type="auto" w:w="0"/>
+        <w:jc w:val="left"/>
+        <w:tblBorders>
+          <w:top w:val="single" w:sz="4" w:space="0" w:color="C9BFA8"/>
+          <w:left w:val="single" w:sz="4" w:space="0" w:color="C9BFA8"/>
+          <w:bottom w:val="single" w:sz="4" w:space="0" w:color="C9BFA8"/>
+          <w:right w:val="single" w:sz="4" w:space="0" w:color="C9BFA8"/>
+          <w:insideH w:val="single" w:sz="4" w:space="0" w:color="C9BFA8"/>
+          <w:insideV w:val="single" w:sz="4" w:space="0" w:color="C9BFA8"/>
+        </w:tblBorders>
+        <w:tblLayout w:type="fixed"/>
+        <w:tblLook w:firstColumn="1" w:firstRow="1" w:lastColumn="0" w:lastRow="0" w:noHBand="0" w:noVBand="1" w:val="04A0"/>
+      </w:tblPr>
+      <w:tblGrid>
+        <w:gridCol w:w="4824"/>
+        <w:gridCol w:w="4824"/>
+      </w:tblGrid>
+      <w:tr>
+        <w:trPr>
+          <w:tblHeader w:val="true"/>
+        </w:trPr>
+        <w:tc>
+          <w:tcPr>
+            <w:tcW w:type="dxa" w:w="1872"/>
+            <w:shd w:val="clear" w:color="auto" w:fill="F3EFE6"/>
+          </w:tcPr>
+          <w:p>
+            <w:pPr>
+              <w:spacing w:before="60" w:after="60" w:line="264" w:lineRule="auto"/>
+            </w:pPr>
+            <w:r/>
+            <w:r>
+              <w:rPr>
+                <w:b/>
+                <w:i w:val="0"/>
+                <w:color w:val="112345"/>
+                <w:sz w:val="17"/>
+              </w:rPr>
+            </w:r>
+          </w:p>
+        </w:tc>
+        <w:tc>
+          <w:tcPr>
+            <w:tcW w:type="dxa" w:w="7776"/>
+            <w:shd w:val="clear" w:color="auto" w:fill="F3EFE6"/>
+          </w:tcPr>
+          <w:p>
+            <w:pPr>
+              <w:spacing w:before="60" w:after="60" w:line="264" w:lineRule="auto"/>
+            </w:pPr>
+            <w:r/>
+            <w:r>
+              <w:rPr>
+                <w:b/>
+                <w:i w:val="0"/>
+                <w:color w:val="112345"/>
+                <w:sz w:val="17"/>
+              </w:rPr>
+            </w:r>
+          </w:p>
+        </w:tc>
+      </w:tr>
+      <w:tr>
+        <w:tc>
+          <w:tcPr>
+            <w:tcW w:type="dxa" w:w="1872"/>
+          </w:tcPr>
+          <w:p>
+            <w:pPr>
+              <w:spacing w:before="60" w:after="60" w:line="264" w:lineRule="auto"/>
+            </w:pPr>
+            <w:r/>
+            <w:r>
+              <w:rPr>
+                <w:b w:val="0"/>
+                <w:i w:val="0"/>
+                <w:sz w:val="17"/>
+              </w:rPr>
+              <w:t>On-screen text</w:t>
+            </w:r>
+          </w:p>
+        </w:tc>
+        <w:tc>
+          <w:tcPr>
+            <w:tcW w:type="dxa" w:w="7776"/>
+          </w:tcPr>
+          <w:p>
+            <w:pPr>
+              <w:spacing w:before="60" w:after="60" w:line="264" w:lineRule="auto"/>
+            </w:pPr>
+            <w:r/>
+            <w:r>
+              <w:rPr>
+                <w:b w:val="0"/>
+                <w:i w:val="0"/>
+                <w:sz w:val="17"/>
+              </w:rPr>
+              <w:t>The shortcuts are not.</w:t>
+            </w:r>
+          </w:p>
+        </w:tc>
+      </w:tr>
+      <w:tr>
+        <w:tc>
+          <w:tcPr>
+            <w:tcW w:type="dxa" w:w="1872"/>
+          </w:tcPr>
+          <w:p>
+            <w:pPr>
+              <w:spacing w:before="60" w:after="60" w:line="264" w:lineRule="auto"/>
+            </w:pPr>
+            <w:r/>
+            <w:r>
+              <w:rPr>
+                <w:b w:val="0"/>
+                <w:i w:val="0"/>
+                <w:sz w:val="17"/>
+              </w:rPr>
+              <w:t>Opening visual</w:t>
+            </w:r>
+          </w:p>
+        </w:tc>
+        <w:tc>
+          <w:tcPr>
+            <w:tcW w:type="dxa" w:w="7776"/>
+          </w:tcPr>
+          <w:p>
+            <w:pPr>
+              <w:spacing w:before="60" w:after="60" w:line="264" w:lineRule="auto"/>
+            </w:pPr>
+            <w:r/>
+            <w:r>
+              <w:rPr>
+                <w:b w:val="0"/>
+                <w:i w:val="0"/>
+                <w:sz w:val="17"/>
+              </w:rPr>
+              <w:t>Camera, 9:16</w:t>
+            </w:r>
+          </w:p>
+        </w:tc>
+      </w:tr>
+      <w:tr>
+        <w:tc>
+          <w:tcPr>
+            <w:tcW w:type="dxa" w:w="1872"/>
+          </w:tcPr>
+          <w:p>
+            <w:pPr>
+              <w:spacing w:before="60" w:after="60" w:line="264" w:lineRule="auto"/>
+            </w:pPr>
+            <w:r/>
+            <w:r>
+              <w:rPr>
+                <w:b w:val="0"/>
+                <w:i w:val="0"/>
+                <w:sz w:val="17"/>
+              </w:rPr>
+              <w:t>Sound</w:t>
+            </w:r>
+          </w:p>
+        </w:tc>
+        <w:tc>
+          <w:tcPr>
+            <w:tcW w:type="dxa" w:w="7776"/>
+          </w:tcPr>
+          <w:p>
+            <w:pPr>
+              <w:spacing w:before="60" w:after="60" w:line="264" w:lineRule="auto"/>
+            </w:pPr>
+            <w:r/>
+            <w:r>
+              <w:rPr>
+                <w:b w:val="0"/>
+                <w:i w:val="0"/>
+                <w:sz w:val="17"/>
+              </w:rPr>
+              <w:t>One accent, on “anywhere”</w:t>
+            </w:r>
+          </w:p>
+        </w:tc>
+      </w:tr>
+    </w:tbl>
+    <w:p>
+      <w:pPr>
+        <w:spacing w:after="120"/>
+      </w:pPr>
+    </w:p>
+    <w:p>
+      <w:pPr>
+        <w:spacing w:before="200" w:after="60"/>
+        <w:keepNext w:val="1"/>
+        <w:keepLines w:val="1"/>
+      </w:pPr>
+      <w:r>
+        <w:rPr>
+          <w:b/>
+          <w:i w:val="0"/>
+          <w:color w:val="8A6D1E"/>
+          <w:sz w:val="17"/>
+        </w:rPr>
+        <w:t>CUT TO</w:t>
+      </w:r>
+    </w:p>
+    <w:tbl>
+      <w:tblPr>
+        <w:tblW w:type="auto" w:w="0"/>
+        <w:jc w:val="left"/>
+        <w:tblBorders>
+          <w:top w:val="single" w:sz="4" w:space="0" w:color="C9BFA8"/>
+          <w:left w:val="single" w:sz="4" w:space="0" w:color="C9BFA8"/>
+          <w:bottom w:val="single" w:sz="4" w:space="0" w:color="C9BFA8"/>
+          <w:right w:val="single" w:sz="4" w:space="0" w:color="C9BFA8"/>
+          <w:insideH w:val="single" w:sz="4" w:space="0" w:color="C9BFA8"/>
+          <w:insideV w:val="single" w:sz="4" w:space="0" w:color="C9BFA8"/>
+        </w:tblBorders>
+        <w:tblLayout w:type="fixed"/>
+        <w:tblLook w:firstColumn="1" w:firstRow="1" w:lastColumn="0" w:lastRow="0" w:noHBand="0" w:noVBand="1" w:val="04A0"/>
+      </w:tblPr>
+      <w:tblGrid>
+        <w:gridCol w:w="4824"/>
+        <w:gridCol w:w="4824"/>
+      </w:tblGrid>
+      <w:tr>
+        <w:trPr>
+          <w:tblHeader w:val="true"/>
+        </w:trPr>
+        <w:tc>
+          <w:tcPr>
+            <w:tcW w:type="dxa" w:w="4896"/>
+            <w:shd w:val="clear" w:color="auto" w:fill="F3EFE6"/>
+          </w:tcPr>
+          <w:p>
+            <w:pPr>
+              <w:spacing w:before="60" w:after="60" w:line="264" w:lineRule="auto"/>
+            </w:pPr>
+            <w:r/>
+            <w:r>
+              <w:rPr>
+                <w:b/>
+                <w:i w:val="0"/>
+                <w:color w:val="112345"/>
+                <w:sz w:val="17"/>
+              </w:rPr>
+              <w:t>ON THESE WORDS</w:t>
+            </w:r>
+          </w:p>
+        </w:tc>
+        <w:tc>
+          <w:tcPr>
+            <w:tcW w:type="dxa" w:w="4752"/>
+            <w:shd w:val="clear" w:color="auto" w:fill="F3EFE6"/>
+          </w:tcPr>
+          <w:p>
+            <w:pPr>
+              <w:spacing w:before="60" w:after="60" w:line="264" w:lineRule="auto"/>
+            </w:pPr>
+            <w:r/>
+            <w:r>
+              <w:rPr>
+                <w:b/>
+                <w:i w:val="0"/>
+                <w:color w:val="112345"/>
+                <w:sz w:val="17"/>
+              </w:rPr>
+              <w:t>CARD</w:t>
+            </w:r>
+          </w:p>
+        </w:tc>
+      </w:tr>
+      <w:tr>
+        <w:tc>
+          <w:tcPr>
+            <w:tcW w:type="dxa" w:w="4896"/>
+          </w:tcPr>
+          <w:p>
+            <w:pPr>
+              <w:spacing w:before="60" w:after="60" w:line="264" w:lineRule="auto"/>
+            </w:pPr>
+            <w:r/>
+            <w:r>
+              <w:rPr>
+                <w:b w:val="0"/>
+                <w:i w:val="0"/>
+                <w:sz w:val="17"/>
+              </w:rPr>
+              <w:t>That is real expertise.</w:t>
+            </w:r>
+          </w:p>
+        </w:tc>
+        <w:tc>
+          <w:tcPr>
+            <w:tcW w:type="dxa" w:w="4752"/>
+          </w:tcPr>
+          <w:p>
+            <w:pPr>
+              <w:spacing w:before="60" w:after="60" w:line="264" w:lineRule="auto"/>
+            </w:pPr>
+            <w:r/>
+            <w:r>
+              <w:rPr>
+                <w:b w:val="0"/>
+                <w:i w:val="0"/>
+                <w:sz w:val="17"/>
+              </w:rPr>
+              <w:t>NEW_V9_FS_11_FLUENCY_AND_PORTABILITY</w:t>
+            </w:r>
+          </w:p>
+        </w:tc>
+      </w:tr>
+    </w:tbl>
+    <w:p>
+      <w:pPr>
+        <w:spacing w:after="120"/>
+      </w:pPr>
+    </w:p>
+    <w:p>
+      <w:pPr>
+        <w:spacing w:before="200" w:after="60"/>
+        <w:keepNext w:val="1"/>
+        <w:keepLines w:val="1"/>
+      </w:pPr>
+      <w:r>
+        <w:rPr>
+          <w:b/>
+          <w:i w:val="0"/>
+          <w:color w:val="8A6D1E"/>
+          <w:sz w:val="17"/>
+        </w:rPr>
+        <w:t>PAYOFF FRAME</w:t>
+      </w:r>
+    </w:p>
+    <w:p>
+      <w:pPr>
+        <w:spacing w:before="0" w:after="160"/>
+      </w:pPr>
+      <w:r>
+        <w:rPr>
+          <w:b w:val="0"/>
+          <w:i w:val="0"/>
+          <w:sz w:val="21"/>
+        </w:rPr>
+        <w:t>NEW_V9_FS_09_FOUR_COLUMNS, held on the ask. It is the last frame.</w:t>
+      </w:r>
+    </w:p>
+    <w:p>
+      <w:pPr>
+        <w:spacing w:before="200" w:after="60"/>
+        <w:keepNext w:val="1"/>
+        <w:keepLines w:val="1"/>
+      </w:pPr>
+      <w:r>
+        <w:rPr>
+          <w:b/>
+          <w:i w:val="0"/>
+          <w:color w:val="8A6D1E"/>
+          <w:sz w:val="17"/>
+        </w:rPr>
         <w:t>STANDS ALONE</w:t>
       </w:r>
     </w:p>
@@ -1039,7 +2128,7 @@
           <w:i w:val="0"/>
           <w:sz w:val="21"/>
         </w:rPr>
-        <w:t>Understandable without the long-form video. It is not a trailer, and the ask is the only ask.</w:t>
+        <w:t>Understandable without the long-form video. It is not a trailer, and the ask is the only ask. Every card named above already exists in this video's 04_VISUAL_ASSETS folder.</w:t>
       </w:r>
     </w:p>
     <w:sectPr>

--- a/deliverables/V4-V11_SYNC/PACKAGES/NEW_V09_Synchronized_Production_Package/05_SHORTS/Three_Candidate_Shorts.docx
+++ b/deliverables/V4-V11_SYNC/PACKAGES/NEW_V09_Synchronized_Production_Package/05_SHORTS/Three_Candidate_Shorts.docx
@@ -106,7 +106,7 @@
         <w:rPr>
           <w:sz w:val="21"/>
         </w:rPr>
-        <w:t>Wednesday, September 16, 2026 | 3:21 PM CT</w:t>
+        <w:t>Thursday, September 17, 2026 | 8:55 AM CT</w:t>
       </w:r>
     </w:p>
     <w:p>

--- a/deliverables/V4-V11_SYNC/PACKAGES/NEW_V09_Synchronized_Production_Package/05_SHORTS/Three_Candidate_Shorts.docx
+++ b/deliverables/V4-V11_SYNC/PACKAGES/NEW_V09_Synchronized_Production_Package/05_SHORTS/Three_Candidate_Shorts.docx
@@ -106,7 +106,7 @@
         <w:rPr>
           <w:sz w:val="21"/>
         </w:rPr>
-        <w:t>Thursday, September 17, 2026 | 8:55 AM CT</w:t>
+        <w:t>Thursday, September 17, 2026 | 12:57 PM CT</w:t>
       </w:r>
     </w:p>
     <w:p>
@@ -1712,6 +1712,19 @@
     </w:p>
     <w:p>
       <w:pPr>
+        <w:spacing w:before="0" w:after="80"/>
+      </w:pPr>
+      <w:r>
+        <w:rPr>
+          <w:b w:val="0"/>
+          <w:i w:val="0"/>
+          <w:sz w:val="22"/>
+        </w:rPr>
+        <w:t>Take one job you are thinking about.</w:t>
+      </w:r>
+    </w:p>
+    <w:p>
+      <w:pPr>
         <w:spacing w:before="200" w:after="60"/>
         <w:keepNext w:val="1"/>
         <w:keepLines w:val="1"/>
@@ -1736,7 +1749,7 @@
           <w:i w:val="0"/>
           <w:sz w:val="22"/>
         </w:rPr>
-        <w:t>Take one job you are thinking about. Make four columns: TRAVELS. DOES NOT TRAVEL. PROOF. RELEARN.</w:t>
+        <w:t>Make four columns: TRAVELS. DOES NOT TRAVEL. PROOF. RELEARN.</w:t>
       </w:r>
     </w:p>
     <w:p>

--- a/deliverables/V4-V11_SYNC/PACKAGES/NEW_V09_Synchronized_Production_Package/05_SHORTS/Three_Candidate_Shorts.docx
+++ b/deliverables/V4-V11_SYNC/PACKAGES/NEW_V09_Synchronized_Production_Package/05_SHORTS/Three_Candidate_Shorts.docx
@@ -106,7 +106,7 @@
         <w:rPr>
           <w:sz w:val="21"/>
         </w:rPr>
-        <w:t>Thursday, September 17, 2026 | 12:57 PM CT</w:t>
+        <w:t>Saturday, September 19, 2026 | 6:36 AM CT</w:t>
       </w:r>
     </w:p>
     <w:p>

--- a/deliverables/V4-V11_SYNC/PACKAGES/NEW_V09_Synchronized_Production_Package/05_SHORTS/Three_Candidate_Shorts.docx
+++ b/deliverables/V4-V11_SYNC/PACKAGES/NEW_V09_Synchronized_Production_Package/05_SHORTS/Three_Candidate_Shorts.docx
@@ -106,7 +106,7 @@
         <w:rPr>
           <w:sz w:val="21"/>
         </w:rPr>
-        <w:t>Saturday, September 19, 2026 | 6:36 AM CT</w:t>
+        <w:t>Saturday, September 19, 2026 | 7:08 AM CT</w:t>
       </w:r>
     </w:p>
     <w:p>
